--- a/documents/word/21_Business_Continuity.docx
+++ b/documents/word/21_Business_Continuity.docx
@@ -386,7 +386,18 @@
                 <w:lang w:val="en-GB" w:eastAsia="en-GB" w:bidi="ar-SA"/>
                 <w14:ligatures w14:val="none"/>
               </w:rPr>
-              <w:t>RAM-PROC-013</w:t>
+              <w:t>RAM-PROC-</w:t>
+            </w:r>
+            <w:r>
+              <w:rPr>
+                <w:rFonts w:ascii="Times New Roman" w:eastAsia="Times New Roman" w:hAnsi="Times New Roman" w:cs="Times New Roman"/>
+                <w:kern w:val="0"/>
+                <w:sz w:val="24"/>
+                <w:szCs w:val="24"/>
+                <w:lang w:val="en-GB" w:eastAsia="en-GB" w:bidi="ar-SA"/>
+                <w14:ligatures w14:val="none"/>
+              </w:rPr>
+              <w:t>21</w:t>
             </w:r>
           </w:p>
         </w:tc>
@@ -1773,6 +1784,15 @@
     </w:p>
     <w:sdt>
       <w:sdtPr>
+        <w:rPr>
+          <w:rFonts w:asciiTheme="minorHAnsi" w:eastAsiaTheme="minorHAnsi" w:hAnsiTheme="minorHAnsi" w:cstheme="minorBidi"/>
+          <w:color w:val="auto"/>
+          <w:kern w:val="2"/>
+          <w:sz w:val="22"/>
+          <w:szCs w:val="22"/>
+          <w:lang w:bidi="ar-EG"/>
+          <w14:ligatures w14:val="standardContextual"/>
+        </w:rPr>
         <w:id w:val="-150594933"/>
         <w:docPartObj>
           <w:docPartGallery w:val="Table of Contents"/>
@@ -1781,16 +1801,9 @@
       </w:sdtPr>
       <w:sdtEndPr>
         <w:rPr>
-          <w:rFonts w:asciiTheme="minorHAnsi" w:eastAsiaTheme="minorHAnsi" w:hAnsiTheme="minorHAnsi" w:cstheme="minorBidi"/>
           <w:b/>
           <w:bCs/>
           <w:noProof/>
-          <w:color w:val="auto"/>
-          <w:kern w:val="2"/>
-          <w:sz w:val="22"/>
-          <w:szCs w:val="22"/>
-          <w:lang w:bidi="ar-EG"/>
-          <w14:ligatures w14:val="standardContextual"/>
         </w:rPr>
       </w:sdtEndPr>
       <w:sdtContent>
@@ -11083,22 +11096,8 @@
                 <w:lang w:val="en-GB" w:eastAsia="en-GB" w:bidi="ar-SA"/>
                 <w14:ligatures w14:val="none"/>
               </w:rPr>
-              <w:t xml:space="preserve">BCM </w:t>
-            </w:r>
-            <w:proofErr w:type="spellStart"/>
-            <w:r>
-              <w:rPr>
-                <w:rFonts w:asciiTheme="majorBidi" w:eastAsia="Times New Roman" w:hAnsiTheme="majorBidi" w:cstheme="majorBidi"/>
-                <w:color w:val="000000" w:themeColor="text1"/>
-                <w:kern w:val="0"/>
-                <w:sz w:val="24"/>
-                <w:szCs w:val="24"/>
-                <w:lang w:val="en-GB" w:eastAsia="en-GB" w:bidi="ar-SA"/>
-                <w14:ligatures w14:val="none"/>
-              </w:rPr>
-              <w:t>Mgr</w:t>
-            </w:r>
-            <w:proofErr w:type="spellEnd"/>
+              <w:t>BCM Mgr</w:t>
+            </w:r>
           </w:p>
         </w:tc>
         <w:tc>
@@ -12912,33 +12911,7 @@
           <w:lang w:val="en-GB" w:eastAsia="en-GB" w:bidi="ar-SA"/>
           <w14:ligatures w14:val="none"/>
         </w:rPr>
-        <w:t xml:space="preserve">A BCM Manager if not available we delegate as a second hat the job to a team </w:t>
-      </w:r>
-      <w:proofErr w:type="spellStart"/>
-      <w:r>
-        <w:rPr>
-          <w:rFonts w:asciiTheme="majorBidi" w:eastAsia="Times New Roman" w:hAnsiTheme="majorBidi" w:cstheme="majorBidi"/>
-          <w:color w:val="000000" w:themeColor="text1"/>
-          <w:kern w:val="0"/>
-          <w:sz w:val="24"/>
-          <w:szCs w:val="24"/>
-          <w:lang w:val="en-GB" w:eastAsia="en-GB" w:bidi="ar-SA"/>
-          <w14:ligatures w14:val="none"/>
-        </w:rPr>
-        <w:t>header</w:t>
-      </w:r>
-      <w:proofErr w:type="spellEnd"/>
-      <w:r>
-        <w:rPr>
-          <w:rFonts w:asciiTheme="majorBidi" w:eastAsia="Times New Roman" w:hAnsiTheme="majorBidi" w:cstheme="majorBidi"/>
-          <w:color w:val="000000" w:themeColor="text1"/>
-          <w:kern w:val="0"/>
-          <w:sz w:val="24"/>
-          <w:szCs w:val="24"/>
-          <w:lang w:val="en-GB" w:eastAsia="en-GB" w:bidi="ar-SA"/>
-          <w14:ligatures w14:val="none"/>
-        </w:rPr>
-        <w:t xml:space="preserve"> by a team leader to act as a scheduled or an urgent task as proposed in RAM organization structure.</w:t>
+        <w:t>A BCM Manager if not available we delegate as a second hat the job to a team header by a team leader to act as a scheduled or an urgent task as proposed in RAM organization structure.</w:t>
       </w:r>
     </w:p>
     <w:p>
@@ -18175,33 +18148,7 @@
           <w:lang w:val="en-GB" w:eastAsia="en-GB" w:bidi="ar-SA"/>
           <w14:ligatures w14:val="none"/>
         </w:rPr>
-        <w:t xml:space="preserve">Local Civil </w:t>
-      </w:r>
-      <w:proofErr w:type="spellStart"/>
-      <w:r>
-        <w:rPr>
-          <w:rFonts w:asciiTheme="majorBidi" w:eastAsia="Times New Roman" w:hAnsiTheme="majorBidi" w:cstheme="majorBidi"/>
-          <w:color w:val="000000" w:themeColor="text1"/>
-          <w:kern w:val="0"/>
-          <w:sz w:val="24"/>
-          <w:szCs w:val="24"/>
-          <w:lang w:val="en-GB" w:eastAsia="en-GB" w:bidi="ar-SA"/>
-          <w14:ligatures w14:val="none"/>
-        </w:rPr>
-        <w:t>Defense</w:t>
-      </w:r>
-      <w:proofErr w:type="spellEnd"/>
-      <w:r>
-        <w:rPr>
-          <w:rFonts w:asciiTheme="majorBidi" w:eastAsia="Times New Roman" w:hAnsiTheme="majorBidi" w:cstheme="majorBidi"/>
-          <w:color w:val="000000" w:themeColor="text1"/>
-          <w:kern w:val="0"/>
-          <w:sz w:val="24"/>
-          <w:szCs w:val="24"/>
-          <w:lang w:val="en-GB" w:eastAsia="en-GB" w:bidi="ar-SA"/>
-          <w14:ligatures w14:val="none"/>
-        </w:rPr>
-        <w:t xml:space="preserve"> Regulations</w:t>
+        <w:t>Local Civil Defense Regulations</w:t>
       </w:r>
     </w:p>
     <w:p>
@@ -23639,31 +23586,17 @@
                 <w14:ligatures w14:val="none"/>
               </w:rPr>
             </w:pPr>
-            <w:proofErr w:type="gramStart"/>
-            <w:r>
-              <w:rPr>
-                <w:rFonts w:asciiTheme="majorBidi" w:eastAsia="Times New Roman" w:hAnsiTheme="majorBidi" w:cstheme="majorBidi"/>
-                <w:color w:val="000000" w:themeColor="text1"/>
-                <w:kern w:val="0"/>
-                <w:sz w:val="24"/>
-                <w:szCs w:val="24"/>
-                <w:lang w:val="en-GB" w:eastAsia="en-GB" w:bidi="ar-SA"/>
-                <w14:ligatures w14:val="none"/>
-              </w:rPr>
-              <w:t>Is</w:t>
-            </w:r>
-            <w:proofErr w:type="gramEnd"/>
-            <w:r>
-              <w:rPr>
-                <w:rFonts w:asciiTheme="majorBidi" w:eastAsia="Times New Roman" w:hAnsiTheme="majorBidi" w:cstheme="majorBidi"/>
-                <w:color w:val="000000" w:themeColor="text1"/>
-                <w:kern w:val="0"/>
-                <w:sz w:val="24"/>
-                <w:szCs w:val="24"/>
-                <w:lang w:val="en-GB" w:eastAsia="en-GB" w:bidi="ar-SA"/>
-                <w14:ligatures w14:val="none"/>
-              </w:rPr>
-              <w:t xml:space="preserve"> operations disrupted?</w:t>
+            <w:r>
+              <w:rPr>
+                <w:rFonts w:asciiTheme="majorBidi" w:eastAsia="Times New Roman" w:hAnsiTheme="majorBidi" w:cstheme="majorBidi"/>
+                <w:color w:val="000000" w:themeColor="text1"/>
+                <w:kern w:val="0"/>
+                <w:sz w:val="24"/>
+                <w:szCs w:val="24"/>
+                <w:lang w:val="en-GB" w:eastAsia="en-GB" w:bidi="ar-SA"/>
+                <w14:ligatures w14:val="none"/>
+              </w:rPr>
+              <w:t>Is operations disrupted?</w:t>
             </w:r>
           </w:p>
         </w:tc>
@@ -27618,33 +27551,7 @@
           <w:lang w:val="en-GB" w:eastAsia="en-GB" w:bidi="ar-SA"/>
           <w14:ligatures w14:val="none"/>
         </w:rPr>
-        <w:t xml:space="preserve">Civil </w:t>
-      </w:r>
-      <w:proofErr w:type="spellStart"/>
-      <w:r>
-        <w:rPr>
-          <w:rFonts w:asciiTheme="majorBidi" w:eastAsia="Times New Roman" w:hAnsiTheme="majorBidi" w:cstheme="majorBidi"/>
-          <w:color w:val="000000" w:themeColor="text1"/>
-          <w:kern w:val="0"/>
-          <w:sz w:val="24"/>
-          <w:szCs w:val="24"/>
-          <w:lang w:val="en-GB" w:eastAsia="en-GB" w:bidi="ar-SA"/>
-          <w14:ligatures w14:val="none"/>
-        </w:rPr>
-        <w:t>Defense</w:t>
-      </w:r>
-      <w:proofErr w:type="spellEnd"/>
-      <w:r>
-        <w:rPr>
-          <w:rFonts w:asciiTheme="majorBidi" w:eastAsia="Times New Roman" w:hAnsiTheme="majorBidi" w:cstheme="majorBidi"/>
-          <w:color w:val="000000" w:themeColor="text1"/>
-          <w:kern w:val="0"/>
-          <w:sz w:val="24"/>
-          <w:szCs w:val="24"/>
-          <w:lang w:val="en-GB" w:eastAsia="en-GB" w:bidi="ar-SA"/>
-          <w14:ligatures w14:val="none"/>
-        </w:rPr>
-        <w:t xml:space="preserve"> Authority</w:t>
+        <w:t>Civil Defense Authority</w:t>
       </w:r>
     </w:p>
     <w:p>
@@ -31571,33 +31478,7 @@
                 <w:lang w:val="en-GB" w:eastAsia="en-GB" w:bidi="ar-SA"/>
                 <w14:ligatures w14:val="none"/>
               </w:rPr>
-              <w:t xml:space="preserve">Scenario </w:t>
-            </w:r>
-            <w:proofErr w:type="spellStart"/>
-            <w:r>
-              <w:rPr>
-                <w:rFonts w:asciiTheme="majorBidi" w:eastAsia="Times New Roman" w:hAnsiTheme="majorBidi" w:cstheme="majorBidi"/>
-                <w:color w:val="000000" w:themeColor="text1"/>
-                <w:kern w:val="0"/>
-                <w:sz w:val="24"/>
-                <w:szCs w:val="24"/>
-                <w:lang w:val="en-GB" w:eastAsia="en-GB" w:bidi="ar-SA"/>
-                <w14:ligatures w14:val="none"/>
-              </w:rPr>
-              <w:t>modeling</w:t>
-            </w:r>
-            <w:proofErr w:type="spellEnd"/>
-            <w:r>
-              <w:rPr>
-                <w:rFonts w:asciiTheme="majorBidi" w:eastAsia="Times New Roman" w:hAnsiTheme="majorBidi" w:cstheme="majorBidi"/>
-                <w:color w:val="000000" w:themeColor="text1"/>
-                <w:kern w:val="0"/>
-                <w:sz w:val="24"/>
-                <w:szCs w:val="24"/>
-                <w:lang w:val="en-GB" w:eastAsia="en-GB" w:bidi="ar-SA"/>
-                <w14:ligatures w14:val="none"/>
-              </w:rPr>
-              <w:t>, AI risk alerts, resilience metrics embedded in strategy.</w:t>
+              <w:t>Scenario modeling, AI risk alerts, resilience metrics embedded in strategy.</w:t>
             </w:r>
           </w:p>
         </w:tc>
@@ -36986,33 +36867,7 @@
           <w:lang w:val="en-GB" w:eastAsia="en-GB" w:bidi="ar-SA"/>
           <w14:ligatures w14:val="none"/>
         </w:rPr>
-        <w:t xml:space="preserve">Civil </w:t>
-      </w:r>
-      <w:proofErr w:type="spellStart"/>
-      <w:r>
-        <w:rPr>
-          <w:rFonts w:asciiTheme="majorBidi" w:eastAsia="Times New Roman" w:hAnsiTheme="majorBidi" w:cstheme="majorBidi"/>
-          <w:color w:val="000000" w:themeColor="text1"/>
-          <w:kern w:val="0"/>
-          <w:sz w:val="24"/>
-          <w:szCs w:val="24"/>
-          <w:lang w:val="en-GB" w:eastAsia="en-GB" w:bidi="ar-SA"/>
-          <w14:ligatures w14:val="none"/>
-        </w:rPr>
-        <w:t>Defense</w:t>
-      </w:r>
-      <w:proofErr w:type="spellEnd"/>
-      <w:r>
-        <w:rPr>
-          <w:rFonts w:asciiTheme="majorBidi" w:eastAsia="Times New Roman" w:hAnsiTheme="majorBidi" w:cstheme="majorBidi"/>
-          <w:color w:val="000000" w:themeColor="text1"/>
-          <w:kern w:val="0"/>
-          <w:sz w:val="24"/>
-          <w:szCs w:val="24"/>
-          <w:lang w:val="en-GB" w:eastAsia="en-GB" w:bidi="ar-SA"/>
-          <w14:ligatures w14:val="none"/>
-        </w:rPr>
-        <w:t xml:space="preserve"> contacted</w:t>
+        <w:t>Civil Defense contacted</w:t>
       </w:r>
     </w:p>
     <w:p>
